--- a/Knowledge/3-Work knowledge/1-Software Engineering/1-Software Engineering Fundamentals/5-My Source/5-Network Data Structures/3-Types of ARP Entries/3-ARP Entries – Static.docx
+++ b/Knowledge/3-Work knowledge/1-Software Engineering/1-Software Engineering Fundamentals/5-My Source/5-Network Data Structures/3-Types of ARP Entries/3-ARP Entries – Static.docx
@@ -13,9 +13,6 @@
     <w:p>
       <w:pPr>
         <w:pStyle w:val="Heading2"/>
-        <w:keepNext w:val="0"/>
-        <w:keepLines w:val="0"/>
-        <w:spacing w:before="280"/>
       </w:pPr>
       <w:r>
         <w:rPr>
@@ -50,12 +47,21 @@
         </w:rPr>
         <w:t xml:space="preserve">: </w:t>
       </w:r>
+      <w:proofErr w:type="spellStart"/>
       <w:r>
         <w:rPr>
           <w:b/>
           <w:highlight w:val="darkGray"/>
         </w:rPr>
-        <w:t>Chatgpt (GPT‑5 Mini) at [12/14/2025]</w:t>
+        <w:t>Chatgpt</w:t>
+      </w:r>
+      <w:proofErr w:type="spellEnd"/>
+      <w:r>
+        <w:rPr>
+          <w:b/>
+          <w:highlight w:val="darkGray"/>
+        </w:rPr>
+        <w:t xml:space="preserve"> (GPT‑5 Mini) at [12/14/2025]</w:t>
       </w:r>
     </w:p>
     <w:p>
@@ -138,34 +144,16 @@
     <w:p>
       <w:pPr>
         <w:pStyle w:val="Heading2"/>
-        <w:keepNext w:val="0"/>
-        <w:keepLines w:val="0"/>
-        <w:rPr>
-          <w:b/>
-          <w:bCs/>
-          <w:sz w:val="34"/>
-          <w:szCs w:val="34"/>
-        </w:rPr>
       </w:pPr>
       <w:bookmarkStart w:id="0" w:name="_jsztemewt0z" w:colFirst="0" w:colLast="0"/>
       <w:bookmarkEnd w:id="0"/>
       <w:r>
         <w:rPr>
           <w:rFonts w:ascii="Segoe UI Emoji" w:hAnsi="Segoe UI Emoji" w:cs="Segoe UI Emoji"/>
-          <w:b/>
-          <w:bCs/>
-          <w:sz w:val="34"/>
-          <w:szCs w:val="34"/>
         </w:rPr>
         <w:t>🧠</w:t>
       </w:r>
       <w:r>
-        <w:rPr>
-          <w:b/>
-          <w:bCs/>
-          <w:sz w:val="34"/>
-          <w:szCs w:val="34"/>
-        </w:rPr>
         <w:t xml:space="preserve"> Simple Definition:</w:t>
       </w:r>
     </w:p>
@@ -186,12 +174,21 @@
         </w:rPr>
         <w:t xml:space="preserve">: </w:t>
       </w:r>
+      <w:proofErr w:type="spellStart"/>
       <w:r>
         <w:rPr>
           <w:b/>
           <w:highlight w:val="darkGray"/>
         </w:rPr>
-        <w:t>Chatgpt (GPT‑5 Mini) at [12/14/2025]</w:t>
+        <w:t>Chatgpt</w:t>
+      </w:r>
+      <w:proofErr w:type="spellEnd"/>
+      <w:r>
+        <w:rPr>
+          <w:b/>
+          <w:highlight w:val="darkGray"/>
+        </w:rPr>
+        <w:t xml:space="preserve"> (GPT‑5 Mini) at [12/14/2025]</w:t>
       </w:r>
     </w:p>
     <w:p>
@@ -247,34 +244,16 @@
     <w:p>
       <w:pPr>
         <w:pStyle w:val="Heading2"/>
-        <w:keepNext w:val="0"/>
-        <w:keepLines w:val="0"/>
-        <w:rPr>
-          <w:b/>
-          <w:bCs/>
-          <w:sz w:val="34"/>
-          <w:szCs w:val="34"/>
-        </w:rPr>
       </w:pPr>
       <w:bookmarkStart w:id="1" w:name="_xxr21qszgis4" w:colFirst="0" w:colLast="0"/>
       <w:bookmarkEnd w:id="1"/>
       <w:r>
         <w:rPr>
           <w:rFonts w:ascii="Segoe UI Emoji" w:hAnsi="Segoe UI Emoji" w:cs="Segoe UI Emoji"/>
-          <w:b/>
-          <w:bCs/>
-          <w:sz w:val="34"/>
-          <w:szCs w:val="34"/>
         </w:rPr>
         <w:t>📋</w:t>
       </w:r>
       <w:r>
-        <w:rPr>
-          <w:b/>
-          <w:bCs/>
-          <w:sz w:val="34"/>
-          <w:szCs w:val="34"/>
-        </w:rPr>
         <w:t xml:space="preserve"> Example: Static ARP Entry</w:t>
       </w:r>
     </w:p>
@@ -302,12 +281,21 @@
         </w:rPr>
         <w:t xml:space="preserve">: </w:t>
       </w:r>
+      <w:proofErr w:type="spellStart"/>
       <w:r>
         <w:rPr>
           <w:b/>
           <w:highlight w:val="darkGray"/>
         </w:rPr>
-        <w:t>Chatgpt (GPT‑5 Mini) at [12/14/2025]</w:t>
+        <w:t>Chatgpt</w:t>
+      </w:r>
+      <w:proofErr w:type="spellEnd"/>
+      <w:r>
+        <w:rPr>
+          <w:b/>
+          <w:highlight w:val="darkGray"/>
+        </w:rPr>
+        <w:t xml:space="preserve"> (GPT‑5 Mini) at [12/14/2025]</w:t>
       </w:r>
     </w:p>
     <w:p>
@@ -593,8 +581,18 @@
                 <w:sz w:val="18"/>
                 <w:szCs w:val="18"/>
               </w:rPr>
-              <w:t>AA:BB:CC:11:22:33</w:t>
-            </w:r>
+              <w:t>AA:BB:</w:t>
+            </w:r>
+            <w:proofErr w:type="gramStart"/>
+            <w:r>
+              <w:rPr>
+                <w:rFonts w:ascii="Roboto Mono" w:hAnsi="Roboto Mono"/>
+                <w:sz w:val="18"/>
+                <w:szCs w:val="18"/>
+              </w:rPr>
+              <w:t>CC:11:22:33</w:t>
+            </w:r>
+            <w:proofErr w:type="gramEnd"/>
           </w:p>
         </w:tc>
         <w:tc>
@@ -677,72 +675,32 @@
     <w:p>
       <w:pPr>
         <w:pStyle w:val="Heading2"/>
-        <w:keepNext w:val="0"/>
-        <w:keepLines w:val="0"/>
-        <w:rPr>
-          <w:b/>
-          <w:bCs/>
-          <w:sz w:val="34"/>
-          <w:szCs w:val="34"/>
-        </w:rPr>
       </w:pPr>
       <w:bookmarkStart w:id="2" w:name="_7xltud9l7mm5" w:colFirst="0" w:colLast="0"/>
       <w:bookmarkEnd w:id="2"/>
       <w:r>
         <w:rPr>
           <w:rFonts w:ascii="Segoe UI Emoji" w:hAnsi="Segoe UI Emoji" w:cs="Segoe UI Emoji"/>
-          <w:b/>
-          <w:bCs/>
-          <w:sz w:val="34"/>
-          <w:szCs w:val="34"/>
         </w:rPr>
         <w:t>🔧</w:t>
       </w:r>
       <w:r>
-        <w:rPr>
-          <w:b/>
-          <w:bCs/>
-          <w:sz w:val="34"/>
-          <w:szCs w:val="34"/>
-        </w:rPr>
         <w:t xml:space="preserve"> How to Add Static ARP Entries</w:t>
       </w:r>
     </w:p>
     <w:p>
       <w:pPr>
         <w:pStyle w:val="Heading3"/>
-        <w:keepNext w:val="0"/>
-        <w:keepLines w:val="0"/>
-        <w:spacing w:before="280"/>
-        <w:rPr>
-          <w:b/>
-          <w:bCs/>
-          <w:color w:val="000000"/>
-          <w:sz w:val="26"/>
-          <w:szCs w:val="26"/>
-        </w:rPr>
       </w:pPr>
       <w:bookmarkStart w:id="3" w:name="_664h7cu45ixt" w:colFirst="0" w:colLast="0"/>
       <w:bookmarkEnd w:id="3"/>
       <w:r>
         <w:rPr>
           <w:rFonts w:ascii="Cambria Math" w:hAnsi="Cambria Math" w:cs="Cambria Math"/>
-          <w:b/>
-          <w:bCs/>
-          <w:color w:val="000000"/>
-          <w:sz w:val="26"/>
-          <w:szCs w:val="26"/>
         </w:rPr>
         <w:t>▶</w:t>
       </w:r>
       <w:r>
-        <w:rPr>
-          <w:b/>
-          <w:bCs/>
-          <w:color w:val="000000"/>
-          <w:sz w:val="26"/>
-          <w:szCs w:val="26"/>
-        </w:rPr>
         <w:t xml:space="preserve"> On Linux:</w:t>
       </w:r>
     </w:p>
@@ -770,12 +728,21 @@
         </w:rPr>
         <w:t xml:space="preserve">: </w:t>
       </w:r>
+      <w:proofErr w:type="spellStart"/>
       <w:r>
         <w:rPr>
           <w:b/>
           <w:highlight w:val="darkGray"/>
         </w:rPr>
-        <w:t>Chatgpt (GPT‑5 Mini) at [12/14/2025]</w:t>
+        <w:t>Chatgpt</w:t>
+      </w:r>
+      <w:proofErr w:type="spellEnd"/>
+      <w:r>
+        <w:rPr>
+          <w:b/>
+          <w:highlight w:val="darkGray"/>
+        </w:rPr>
+        <w:t xml:space="preserve"> (GPT‑5 Mini) at [12/14/2025]</w:t>
       </w:r>
     </w:p>
     <w:p>
@@ -783,6 +750,7 @@
         <w:rPr>
           <w:noProof/>
         </w:rPr>
+        <w:lastRenderedPageBreak/>
         <w:drawing>
           <wp:inline distT="114300" distB="114300" distL="114300" distR="114300" wp14:anchorId="109FEB1B" wp14:editId="620B1DAF">
             <wp:extent cx="5943600" cy="749300"/>
@@ -826,49 +794,77 @@
           <w:rFonts w:ascii="Roboto Mono" w:hAnsi="Roboto Mono"/>
         </w:rPr>
       </w:pPr>
+      <w:proofErr w:type="spellStart"/>
       <w:r>
         <w:rPr>
           <w:rFonts w:ascii="Roboto Mono" w:hAnsi="Roboto Mono"/>
         </w:rPr>
-        <w:t>sudo ip neigh add 192.168.1.20 lladdr aa:bb:cc:11:22:33 dev eth0 nud permanent</w:t>
+        <w:t>sudo</w:t>
+      </w:r>
+      <w:proofErr w:type="spellEnd"/>
+      <w:r>
+        <w:rPr>
+          <w:rFonts w:ascii="Roboto Mono" w:hAnsi="Roboto Mono"/>
+        </w:rPr>
+        <w:t xml:space="preserve"> </w:t>
+      </w:r>
+      <w:proofErr w:type="spellStart"/>
+      <w:r>
+        <w:rPr>
+          <w:rFonts w:ascii="Roboto Mono" w:hAnsi="Roboto Mono"/>
+        </w:rPr>
+        <w:t>ip</w:t>
+      </w:r>
+      <w:proofErr w:type="spellEnd"/>
+      <w:r>
+        <w:rPr>
+          <w:rFonts w:ascii="Roboto Mono" w:hAnsi="Roboto Mono"/>
+        </w:rPr>
+        <w:t xml:space="preserve"> neigh add 192.168.1.20 </w:t>
+      </w:r>
+      <w:proofErr w:type="spellStart"/>
+      <w:r>
+        <w:rPr>
+          <w:rFonts w:ascii="Roboto Mono" w:hAnsi="Roboto Mono"/>
+        </w:rPr>
+        <w:t>lladdr</w:t>
+      </w:r>
+      <w:proofErr w:type="spellEnd"/>
+      <w:r>
+        <w:rPr>
+          <w:rFonts w:ascii="Roboto Mono" w:hAnsi="Roboto Mono"/>
+        </w:rPr>
+        <w:t xml:space="preserve"> aa:bb:cc:11:22:33 dev eth0 </w:t>
+      </w:r>
+      <w:proofErr w:type="spellStart"/>
+      <w:r>
+        <w:rPr>
+          <w:rFonts w:ascii="Roboto Mono" w:hAnsi="Roboto Mono"/>
+        </w:rPr>
+        <w:t>nud</w:t>
+      </w:r>
+      <w:proofErr w:type="spellEnd"/>
+      <w:r>
+        <w:rPr>
+          <w:rFonts w:ascii="Roboto Mono" w:hAnsi="Roboto Mono"/>
+        </w:rPr>
+        <w:t xml:space="preserve"> permanent</w:t>
       </w:r>
     </w:p>
     <w:p/>
     <w:p>
       <w:pPr>
         <w:pStyle w:val="Heading3"/>
-        <w:keepNext w:val="0"/>
-        <w:keepLines w:val="0"/>
-        <w:spacing w:before="280"/>
-        <w:rPr>
-          <w:b/>
-          <w:bCs/>
-          <w:color w:val="000000"/>
-          <w:sz w:val="26"/>
-          <w:szCs w:val="26"/>
-        </w:rPr>
       </w:pPr>
       <w:bookmarkStart w:id="4" w:name="_hn9igy3ttlwz" w:colFirst="0" w:colLast="0"/>
       <w:bookmarkEnd w:id="4"/>
       <w:r>
         <w:rPr>
           <w:rFonts w:ascii="Cambria Math" w:hAnsi="Cambria Math" w:cs="Cambria Math"/>
-          <w:b/>
-          <w:bCs/>
-          <w:color w:val="000000"/>
-          <w:sz w:val="26"/>
-          <w:szCs w:val="26"/>
         </w:rPr>
         <w:t>▶</w:t>
       </w:r>
       <w:r>
-        <w:rPr>
-          <w:b/>
-          <w:bCs/>
-          <w:color w:val="000000"/>
-          <w:sz w:val="26"/>
-          <w:szCs w:val="26"/>
-        </w:rPr>
         <w:t xml:space="preserve"> On Windows:</w:t>
       </w:r>
     </w:p>
@@ -896,12 +892,21 @@
         </w:rPr>
         <w:t xml:space="preserve">: </w:t>
       </w:r>
+      <w:proofErr w:type="spellStart"/>
       <w:r>
         <w:rPr>
           <w:b/>
           <w:highlight w:val="darkGray"/>
         </w:rPr>
-        <w:t>Chatgpt (GPT‑5 Mini) at [12/14/2025]</w:t>
+        <w:t>Chatgpt</w:t>
+      </w:r>
+      <w:proofErr w:type="spellEnd"/>
+      <w:r>
+        <w:rPr>
+          <w:b/>
+          <w:highlight w:val="darkGray"/>
+        </w:rPr>
+        <w:t xml:space="preserve"> (GPT‑5 Mini) at [12/14/2025]</w:t>
       </w:r>
     </w:p>
     <w:p>
@@ -952,49 +957,35 @@
           <w:rFonts w:ascii="Roboto Mono" w:hAnsi="Roboto Mono"/>
         </w:rPr>
       </w:pPr>
+      <w:proofErr w:type="spellStart"/>
       <w:r>
         <w:rPr>
           <w:rFonts w:ascii="Roboto Mono" w:hAnsi="Roboto Mono"/>
         </w:rPr>
-        <w:t>arp -s 192.168.1.20 aa-bb-cc-11-22-33</w:t>
+        <w:t>arp</w:t>
+      </w:r>
+      <w:proofErr w:type="spellEnd"/>
+      <w:r>
+        <w:rPr>
+          <w:rFonts w:ascii="Roboto Mono" w:hAnsi="Roboto Mono"/>
+        </w:rPr>
+        <w:t xml:space="preserve"> -s 192.168.1.20 aa-bb-cc-11-22-33</w:t>
       </w:r>
     </w:p>
     <w:p/>
     <w:p>
       <w:pPr>
         <w:pStyle w:val="Heading3"/>
-        <w:keepNext w:val="0"/>
-        <w:keepLines w:val="0"/>
-        <w:spacing w:before="280"/>
-        <w:rPr>
-          <w:b/>
-          <w:bCs/>
-          <w:color w:val="000000"/>
-          <w:sz w:val="26"/>
-          <w:szCs w:val="26"/>
-        </w:rPr>
       </w:pPr>
       <w:bookmarkStart w:id="5" w:name="_n1gfiix8lvj2" w:colFirst="0" w:colLast="0"/>
       <w:bookmarkEnd w:id="5"/>
       <w:r>
         <w:rPr>
           <w:rFonts w:ascii="Cambria Math" w:hAnsi="Cambria Math" w:cs="Cambria Math"/>
-          <w:b/>
-          <w:bCs/>
-          <w:color w:val="000000"/>
-          <w:sz w:val="26"/>
-          <w:szCs w:val="26"/>
         </w:rPr>
         <w:t>▶</w:t>
       </w:r>
       <w:r>
-        <w:rPr>
-          <w:b/>
-          <w:bCs/>
-          <w:color w:val="000000"/>
-          <w:sz w:val="26"/>
-          <w:szCs w:val="26"/>
-        </w:rPr>
         <w:t xml:space="preserve"> On Cisco IOS:</w:t>
       </w:r>
     </w:p>
@@ -1022,12 +1013,21 @@
         </w:rPr>
         <w:t xml:space="preserve">: </w:t>
       </w:r>
+      <w:proofErr w:type="spellStart"/>
       <w:r>
         <w:rPr>
           <w:b/>
           <w:highlight w:val="darkGray"/>
         </w:rPr>
-        <w:t>Chatgpt (GPT‑5 Mini) at [12/14/2025]</w:t>
+        <w:t>Chatgpt</w:t>
+      </w:r>
+      <w:proofErr w:type="spellEnd"/>
+      <w:r>
+        <w:rPr>
+          <w:b/>
+          <w:highlight w:val="darkGray"/>
+        </w:rPr>
+        <w:t xml:space="preserve"> (GPT‑5 Mini) at [12/14/2025]</w:t>
       </w:r>
     </w:p>
     <w:p>
@@ -1078,11 +1078,19 @@
           <w:rFonts w:ascii="Roboto Mono" w:hAnsi="Roboto Mono"/>
         </w:rPr>
       </w:pPr>
+      <w:proofErr w:type="spellStart"/>
       <w:r>
         <w:rPr>
           <w:rFonts w:ascii="Roboto Mono" w:hAnsi="Roboto Mono"/>
         </w:rPr>
-        <w:t>arp 192.168.1.20 aa-bb-cc-11-22-33 ARPA</w:t>
+        <w:t>arp</w:t>
+      </w:r>
+      <w:proofErr w:type="spellEnd"/>
+      <w:r>
+        <w:rPr>
+          <w:rFonts w:ascii="Roboto Mono" w:hAnsi="Roboto Mono"/>
+        </w:rPr>
+        <w:t xml:space="preserve"> 192.168.1.20 aa-bb-cc-11-22-33 ARPA</w:t>
       </w:r>
     </w:p>
     <w:p/>
@@ -1096,34 +1104,16 @@
     <w:p>
       <w:pPr>
         <w:pStyle w:val="Heading2"/>
-        <w:keepNext w:val="0"/>
-        <w:keepLines w:val="0"/>
-        <w:rPr>
-          <w:b/>
-          <w:bCs/>
-          <w:sz w:val="34"/>
-          <w:szCs w:val="34"/>
-        </w:rPr>
       </w:pPr>
       <w:bookmarkStart w:id="6" w:name="_apz68cz09xhu" w:colFirst="0" w:colLast="0"/>
       <w:bookmarkEnd w:id="6"/>
       <w:r>
         <w:rPr>
           <w:rFonts w:ascii="Segoe UI Emoji" w:hAnsi="Segoe UI Emoji" w:cs="Segoe UI Emoji"/>
-          <w:b/>
-          <w:bCs/>
-          <w:sz w:val="34"/>
-          <w:szCs w:val="34"/>
         </w:rPr>
         <w:t>🛡️</w:t>
       </w:r>
       <w:r>
-        <w:rPr>
-          <w:b/>
-          <w:bCs/>
-          <w:sz w:val="34"/>
-          <w:szCs w:val="34"/>
-        </w:rPr>
         <w:t xml:space="preserve"> Use Cases for Static ARP</w:t>
       </w:r>
     </w:p>
@@ -1151,12 +1141,21 @@
         </w:rPr>
         <w:t xml:space="preserve">: </w:t>
       </w:r>
+      <w:proofErr w:type="spellStart"/>
       <w:r>
         <w:rPr>
           <w:b/>
           <w:highlight w:val="darkGray"/>
         </w:rPr>
-        <w:t>Chatgpt (GPT‑5 Mini) at [12/14/2025]</w:t>
+        <w:t>Chatgpt</w:t>
+      </w:r>
+      <w:proofErr w:type="spellEnd"/>
+      <w:r>
+        <w:rPr>
+          <w:b/>
+          <w:highlight w:val="darkGray"/>
+        </w:rPr>
+        <w:t xml:space="preserve"> (GPT‑5 Mini) at [12/14/2025]</w:t>
       </w:r>
     </w:p>
     <w:p>
@@ -1253,6 +1252,7 @@
                 <w:b/>
                 <w:bCs/>
               </w:rPr>
+              <w:lastRenderedPageBreak/>
               <w:t>Scenario</w:t>
             </w:r>
           </w:p>
@@ -1497,34 +1497,16 @@
     <w:p>
       <w:pPr>
         <w:pStyle w:val="Heading2"/>
-        <w:keepNext w:val="0"/>
-        <w:keepLines w:val="0"/>
-        <w:rPr>
-          <w:b/>
-          <w:bCs/>
-          <w:sz w:val="34"/>
-          <w:szCs w:val="34"/>
-        </w:rPr>
       </w:pPr>
       <w:bookmarkStart w:id="7" w:name="_47vkrrl1qwak" w:colFirst="0" w:colLast="0"/>
       <w:bookmarkEnd w:id="7"/>
       <w:r>
         <w:rPr>
           <w:rFonts w:ascii="Segoe UI Emoji" w:hAnsi="Segoe UI Emoji" w:cs="Segoe UI Emoji"/>
-          <w:b/>
-          <w:bCs/>
-          <w:sz w:val="34"/>
-          <w:szCs w:val="34"/>
         </w:rPr>
         <w:t>🔍</w:t>
       </w:r>
       <w:r>
-        <w:rPr>
-          <w:b/>
-          <w:bCs/>
-          <w:sz w:val="34"/>
-          <w:szCs w:val="34"/>
-        </w:rPr>
         <w:t xml:space="preserve"> Key Characteristics of Static ARP</w:t>
       </w:r>
     </w:p>
@@ -1552,12 +1534,21 @@
         </w:rPr>
         <w:t xml:space="preserve">: </w:t>
       </w:r>
+      <w:proofErr w:type="spellStart"/>
       <w:r>
         <w:rPr>
           <w:b/>
           <w:highlight w:val="darkGray"/>
         </w:rPr>
-        <w:t>Chatgpt (GPT‑5 Mini) at [12/14/2025]</w:t>
+        <w:t>Chatgpt</w:t>
+      </w:r>
+      <w:proofErr w:type="spellEnd"/>
+      <w:r>
+        <w:rPr>
+          <w:b/>
+          <w:highlight w:val="darkGray"/>
+        </w:rPr>
+        <w:t xml:space="preserve"> (GPT‑5 Mini) at [12/14/2025]</w:t>
       </w:r>
     </w:p>
     <w:p>
@@ -2024,6 +2015,7 @@
               <w:rPr>
                 <w:rFonts w:ascii="Segoe UI Emoji" w:hAnsi="Segoe UI Emoji" w:cs="Segoe UI Emoji"/>
               </w:rPr>
+              <w:lastRenderedPageBreak/>
               <w:t>🔁</w:t>
             </w:r>
             <w:r>
@@ -2082,34 +2074,18 @@
     <w:p>
       <w:pPr>
         <w:pStyle w:val="Heading2"/>
-        <w:keepNext w:val="0"/>
-        <w:keepLines w:val="0"/>
-        <w:rPr>
-          <w:b/>
-          <w:bCs/>
-          <w:sz w:val="34"/>
-          <w:szCs w:val="34"/>
-        </w:rPr>
       </w:pPr>
       <w:bookmarkStart w:id="8" w:name="_33y7djfylo5b" w:colFirst="0" w:colLast="0"/>
       <w:bookmarkEnd w:id="8"/>
       <w:r>
         <w:rPr>
           <w:rFonts w:ascii="Segoe UI Emoji" w:eastAsia="Arial Unicode MS" w:hAnsi="Segoe UI Emoji" w:cs="Segoe UI Emoji"/>
-          <w:b/>
-          <w:bCs/>
-          <w:sz w:val="34"/>
-          <w:szCs w:val="34"/>
         </w:rPr>
         <w:t>✅</w:t>
       </w:r>
       <w:r>
         <w:rPr>
-          <w:rFonts w:ascii="Arial Unicode MS" w:eastAsia="Arial Unicode MS" w:hAnsi="Arial Unicode MS" w:cs="Arial Unicode MS"/>
-          <w:b/>
-          <w:bCs/>
-          <w:sz w:val="34"/>
-          <w:szCs w:val="34"/>
+          <w:rFonts w:eastAsia="Arial Unicode MS"/>
         </w:rPr>
         <w:t xml:space="preserve"> Summary</w:t>
       </w:r>
@@ -2138,12 +2114,21 @@
         </w:rPr>
         <w:t xml:space="preserve">: </w:t>
       </w:r>
+      <w:proofErr w:type="spellStart"/>
       <w:r>
         <w:rPr>
           <w:b/>
           <w:highlight w:val="darkGray"/>
         </w:rPr>
-        <w:t>Chatgpt (GPT‑5 Mini) at [12/14/2025]</w:t>
+        <w:t>Chatgpt</w:t>
+      </w:r>
+      <w:proofErr w:type="spellEnd"/>
+      <w:r>
+        <w:rPr>
+          <w:b/>
+          <w:highlight w:val="darkGray"/>
+        </w:rPr>
+        <w:t xml:space="preserve"> (GPT‑5 Mini) at [12/14/2025]</w:t>
       </w:r>
     </w:p>
     <w:p>
